--- a/templates/F18.docx
+++ b/templates/F18.docx
@@ -1,6 +1,6 @@
 
 <file path=word/document.xml><?xml version="1.0" encoding="utf-8"?>
-<w:document xmlns:wpc="http://schemas.microsoft.com/office/word/2010/wordprocessingCanvas" xmlns:cx="http://schemas.microsoft.com/office/drawing/2014/chartex" xmlns:cx1="http://schemas.microsoft.com/office/drawing/2015/9/8/chartex" xmlns:cx2="http://schemas.microsoft.com/office/drawing/2015/10/21/chartex" xmlns:cx3="http://schemas.microsoft.com/office/drawing/2016/5/9/chartex" xmlns:cx4="http://schemas.microsoft.com/office/drawing/2016/5/10/chartex" xmlns:cx5="http://schemas.microsoft.com/office/drawing/2016/5/11/chartex" xmlns:cx6="http://schemas.microsoft.com/office/drawing/2016/5/12/chartex" xmlns:cx7="http://schemas.microsoft.com/office/drawing/2016/5/13/chartex" xmlns:cx8="http://schemas.microsoft.com/office/drawing/2016/5/14/chartex" xmlns:mc="http://schemas.openxmlformats.org/markup-compatibility/2006" xmlns:aink="http://schemas.microsoft.com/office/drawing/2016/ink" xmlns:am3d="http://schemas.microsoft.com/office/drawing/2017/model3d" xmlns:o="urn:schemas-microsoft-com:office:office" xmlns:oel="http://schemas.microsoft.com/office/2019/extlst" xmlns:r="http://schemas.openxmlformats.org/officeDocument/2006/relationships" xmlns:m="http://schemas.openxmlformats.org/officeDocument/2006/math" xmlns:v="urn:schemas-microsoft-com:vml" xmlns:wp14="http://schemas.microsoft.com/office/word/2010/wordprocessingDrawing" xmlns:wp="http://schemas.openxmlformats.org/drawingml/2006/wordprocessingDrawing" xmlns:w10="urn:schemas-microsoft-com:office:word" xmlns:w="http://schemas.openxmlformats.org/wordprocessingml/2006/main" xmlns:w14="http://schemas.microsoft.com/office/word/2010/wordml" xmlns:w15="http://schemas.microsoft.com/office/word/2012/wordml" xmlns:w16cei="http://schemas.microsoft.com/office/word/2026/wordml/cei" xmlns:w16cex="http://schemas.microsoft.com/office/word/2018/wordml/cex" xmlns:w16cid="http://schemas.microsoft.com/office/word/2016/wordml/cid" xmlns:w16="http://schemas.microsoft.com/office/word/2018/wordml" xmlns:w16du="http://schemas.microsoft.com/office/word/2023/wordml/word16du" xmlns:w16sdtdh="http://schemas.microsoft.com/office/word/2020/wordml/sdtdatahash" xmlns:w16sdtfl="http://schemas.microsoft.com/office/word/2024/wordml/sdtformatlock" xmlns:w16se="http://schemas.microsoft.com/office/word/2015/wordml/symex" xmlns:wpg="http://schemas.microsoft.com/office/word/2010/wordprocessingGroup" xmlns:wpi="http://schemas.microsoft.com/office/word/2010/wordprocessingInk" xmlns:wne="http://schemas.microsoft.com/office/word/2006/wordml" xmlns:wps="http://schemas.microsoft.com/office/word/2010/wordprocessingShape" mc:Ignorable="w14 w15 w16se w16cid w16 w16cex w16sdtdh w16sdtfl w16du wp14">
+<w:document xmlns:wpc="http://schemas.microsoft.com/office/word/2010/wordprocessingCanvas" xmlns:cx="http://schemas.microsoft.com/office/drawing/2014/chartex" xmlns:cx1="http://schemas.microsoft.com/office/drawing/2015/9/8/chartex" xmlns:cx2="http://schemas.microsoft.com/office/drawing/2015/10/21/chartex" xmlns:cx3="http://schemas.microsoft.com/office/drawing/2016/5/9/chartex" xmlns:cx4="http://schemas.microsoft.com/office/drawing/2016/5/10/chartex" xmlns:cx5="http://schemas.microsoft.com/office/drawing/2016/5/11/chartex" xmlns:cx6="http://schemas.microsoft.com/office/drawing/2016/5/12/chartex" xmlns:cx7="http://schemas.microsoft.com/office/drawing/2016/5/13/chartex" xmlns:cx8="http://schemas.microsoft.com/office/drawing/2016/5/14/chartex" xmlns:mc="http://schemas.openxmlformats.org/markup-compatibility/2006" xmlns:aink="http://schemas.microsoft.com/office/drawing/2016/ink" xmlns:am3d="http://schemas.microsoft.com/office/drawing/2017/model3d" xmlns:o="urn:schemas-microsoft-com:office:office" xmlns:oel="http://schemas.microsoft.com/office/2019/extlst" xmlns:r="http://schemas.openxmlformats.org/officeDocument/2006/relationships" xmlns:m="http://schemas.openxmlformats.org/officeDocument/2006/math" xmlns:v="urn:schemas-microsoft-com:vml" xmlns:wp14="http://schemas.microsoft.com/office/word/2010/wordprocessingDrawing" xmlns:wp="http://schemas.openxmlformats.org/drawingml/2006/wordprocessingDrawing" xmlns:w10="urn:schemas-microsoft-com:office:word" xmlns:w="http://schemas.openxmlformats.org/wordprocessingml/2006/main" xmlns:w14="http://schemas.microsoft.com/office/word/2010/wordml" xmlns:w15="http://schemas.microsoft.com/office/word/2012/wordml" xmlns:w16cex="http://schemas.microsoft.com/office/word/2018/wordml/cex" xmlns:w16cid="http://schemas.microsoft.com/office/word/2016/wordml/cid" xmlns:w16="http://schemas.microsoft.com/office/word/2018/wordml" xmlns:w16du="http://schemas.microsoft.com/office/word/2023/wordml/word16du" xmlns:w16sdtdh="http://schemas.microsoft.com/office/word/2020/wordml/sdtdatahash" xmlns:w16sdtfl="http://schemas.microsoft.com/office/word/2024/wordml/sdtformatlock" xmlns:w16se="http://schemas.microsoft.com/office/word/2015/wordml/symex" xmlns:wpg="http://schemas.microsoft.com/office/word/2010/wordprocessingGroup" xmlns:wpi="http://schemas.microsoft.com/office/word/2010/wordprocessingInk" xmlns:wne="http://schemas.microsoft.com/office/word/2006/wordml" xmlns:wps="http://schemas.microsoft.com/office/word/2010/wordprocessingShape" mc:Ignorable="w14 w15 w16se w16cid w16 w16cex w16sdtdh w16sdtfl w16du wp14">
   <w:body>
     <w:p>
       <w:pPr>
@@ -84,143 +84,33 @@
           <w:bCs/>
         </w:rPr>
       </w:pPr>
-      <w:proofErr w:type="gramStart"/>
       <w:r>
         <w:rPr>
           <w:b/>
           <w:bCs/>
         </w:rPr>
-        <w:t>No :</w:t>
-      </w:r>
-      <w:proofErr w:type="gramEnd"/>
+        <w:t xml:space="preserve">No : </w:t>
+      </w:r>
       <w:r>
         <w:rPr>
           <w:b/>
           <w:bCs/>
         </w:rPr>
-        <w:t xml:space="preserve"> </w:t>
-      </w:r>
-      <w:r>
+        <w:t>{{nomorSurat}}</w:t>
+      </w:r>
+    </w:p>
+    <w:p>
+      <w:pPr>
+        <w:jc w:val="center"/>
         <w:rPr>
           <w:b/>
           <w:bCs/>
         </w:rPr>
-        <w:t>{{</w:t>
-      </w:r>
-      <w:proofErr w:type="spellStart"/>
-      <w:r>
-        <w:rPr>
-          <w:b/>
-          <w:bCs/>
-        </w:rPr>
-        <w:t>nomorSurat</w:t>
-      </w:r>
-      <w:proofErr w:type="spellEnd"/>
-      <w:r>
-        <w:rPr>
-          <w:b/>
-          <w:bCs/>
-        </w:rPr>
-        <w:t>}}</w:t>
-      </w:r>
-    </w:p>
-    <w:p>
-      <w:pPr>
-        <w:jc w:val="center"/>
-        <w:rPr>
-          <w:b/>
-          <w:bCs/>
-        </w:rPr>
-      </w:pPr>
-    </w:p>
-    <w:p>
-      <w:proofErr w:type="spellStart"/>
-      <w:r>
-        <w:t>Dengan</w:t>
-      </w:r>
-      <w:proofErr w:type="spellEnd"/>
-      <w:r>
-        <w:t xml:space="preserve"> </w:t>
-      </w:r>
-      <w:proofErr w:type="spellStart"/>
-      <w:r>
-        <w:t>ini</w:t>
-      </w:r>
-      <w:proofErr w:type="spellEnd"/>
-      <w:r>
-        <w:t xml:space="preserve"> kami </w:t>
-      </w:r>
-      <w:proofErr w:type="spellStart"/>
-      <w:r>
-        <w:t>mengajukan</w:t>
-      </w:r>
-      <w:proofErr w:type="spellEnd"/>
-      <w:r>
-        <w:t xml:space="preserve"> </w:t>
-      </w:r>
-      <w:proofErr w:type="spellStart"/>
-      <w:r>
-        <w:t>peminjaman</w:t>
-      </w:r>
-      <w:proofErr w:type="spellEnd"/>
-      <w:r>
-        <w:t xml:space="preserve"> </w:t>
-      </w:r>
-      <w:proofErr w:type="spellStart"/>
-      <w:r>
-        <w:t>Fasilitas</w:t>
-      </w:r>
-      <w:proofErr w:type="spellEnd"/>
-      <w:r>
-        <w:t xml:space="preserve"> Gedung/Ruang </w:t>
-      </w:r>
-      <w:proofErr w:type="spellStart"/>
-      <w:r>
-        <w:t>Kelas</w:t>
-      </w:r>
-      <w:proofErr w:type="spellEnd"/>
-      <w:r>
-        <w:t xml:space="preserve">/Ruang </w:t>
-      </w:r>
-      <w:proofErr w:type="spellStart"/>
-      <w:r>
-        <w:t>Rapat</w:t>
-      </w:r>
-      <w:proofErr w:type="spellEnd"/>
-      <w:r>
-        <w:t xml:space="preserve">/Lab/Kamar Wisma </w:t>
-      </w:r>
-      <w:proofErr w:type="spellStart"/>
-      <w:r>
-        <w:t>dengan</w:t>
-      </w:r>
-      <w:proofErr w:type="spellEnd"/>
-      <w:r>
-        <w:t xml:space="preserve"> </w:t>
-      </w:r>
-      <w:proofErr w:type="spellStart"/>
-      <w:r>
-        <w:t>rincian</w:t>
-      </w:r>
-      <w:proofErr w:type="spellEnd"/>
-      <w:r>
-        <w:t xml:space="preserve"> </w:t>
-      </w:r>
-      <w:proofErr w:type="spellStart"/>
-      <w:r>
-        <w:t>sebagai</w:t>
-      </w:r>
-      <w:proofErr w:type="spellEnd"/>
-      <w:r>
-        <w:t xml:space="preserve"> </w:t>
-      </w:r>
-      <w:proofErr w:type="spellStart"/>
-      <w:r>
-        <w:t>berikut</w:t>
-      </w:r>
-      <w:proofErr w:type="spellEnd"/>
-      <w:r>
-        <w:t>:</w:t>
+      </w:pPr>
+    </w:p>
+    <w:p>
+      <w:r>
+        <w:t>Dengan ini kami mengajukan peminjaman Fasilitas Gedung/Ruang Kelas/Ruang Rapat/Lab/Kamar Wisma dengan rincian sebagai berikut:</w:t>
       </w:r>
     </w:p>
     <w:tbl>
@@ -292,39 +182,7 @@
                 <w:b/>
                 <w:bCs/>
               </w:rPr>
-              <w:t xml:space="preserve">Nama Gedung/Ruang </w:t>
-            </w:r>
-            <w:proofErr w:type="spellStart"/>
-            <w:r>
-              <w:rPr>
-                <w:b/>
-                <w:bCs/>
-              </w:rPr>
-              <w:t>Kelas</w:t>
-            </w:r>
-            <w:proofErr w:type="spellEnd"/>
-            <w:r>
-              <w:rPr>
-                <w:b/>
-                <w:bCs/>
-              </w:rPr>
-              <w:t xml:space="preserve">/Ruang </w:t>
-            </w:r>
-            <w:proofErr w:type="spellStart"/>
-            <w:r>
-              <w:rPr>
-                <w:b/>
-                <w:bCs/>
-              </w:rPr>
-              <w:t>Rapat</w:t>
-            </w:r>
-            <w:proofErr w:type="spellEnd"/>
-            <w:r>
-              <w:rPr>
-                <w:b/>
-                <w:bCs/>
-              </w:rPr>
-              <w:t>/Lab/Kamar Wisma</w:t>
+              <w:t>Nama Gedung/Ruang Kelas/Ruang Rapat/Lab/Kamar Wisma</w:t>
             </w:r>
           </w:p>
         </w:tc>
@@ -341,31 +199,13 @@
                 <w:bCs/>
               </w:rPr>
             </w:pPr>
-            <w:proofErr w:type="spellStart"/>
             <w:r>
               <w:rPr>
                 <w:b/>
                 <w:bCs/>
               </w:rPr>
-              <w:t>Tanggal</w:t>
+              <w:t>Tanggal Kegiatan</w:t>
             </w:r>
-            <w:proofErr w:type="spellEnd"/>
-            <w:r>
-              <w:rPr>
-                <w:b/>
-                <w:bCs/>
-              </w:rPr>
-              <w:t xml:space="preserve"> </w:t>
-            </w:r>
-            <w:proofErr w:type="spellStart"/>
-            <w:r>
-              <w:rPr>
-                <w:b/>
-                <w:bCs/>
-              </w:rPr>
-              <w:t>Kegiatan</w:t>
-            </w:r>
-            <w:proofErr w:type="spellEnd"/>
           </w:p>
           <w:p>
             <w:pPr>
@@ -380,55 +220,7 @@
                 <w:b/>
                 <w:bCs/>
               </w:rPr>
-              <w:t>(</w:t>
-            </w:r>
-            <w:proofErr w:type="spellStart"/>
-            <w:r>
-              <w:rPr>
-                <w:b/>
-                <w:bCs/>
-              </w:rPr>
-              <w:t>durasi</w:t>
-            </w:r>
-            <w:proofErr w:type="spellEnd"/>
-            <w:r>
-              <w:rPr>
-                <w:b/>
-                <w:bCs/>
-              </w:rPr>
-              <w:t xml:space="preserve"> </w:t>
-            </w:r>
-            <w:proofErr w:type="spellStart"/>
-            <w:r>
-              <w:rPr>
-                <w:b/>
-                <w:bCs/>
-              </w:rPr>
-              <w:t>waktu</w:t>
-            </w:r>
-            <w:proofErr w:type="spellEnd"/>
-            <w:r>
-              <w:rPr>
-                <w:b/>
-                <w:bCs/>
-              </w:rPr>
-              <w:t xml:space="preserve"> </w:t>
-            </w:r>
-            <w:proofErr w:type="spellStart"/>
-            <w:r>
-              <w:rPr>
-                <w:b/>
-                <w:bCs/>
-              </w:rPr>
-              <w:t>kegiatan</w:t>
-            </w:r>
-            <w:proofErr w:type="spellEnd"/>
-            <w:r>
-              <w:rPr>
-                <w:b/>
-                <w:bCs/>
-              </w:rPr>
-              <w:t>)</w:t>
+              <w:t>(durasi waktu kegiatan)</w:t>
             </w:r>
           </w:p>
         </w:tc>
@@ -445,47 +237,13 @@
                 <w:bCs/>
               </w:rPr>
             </w:pPr>
-            <w:proofErr w:type="spellStart"/>
             <w:r>
               <w:rPr>
                 <w:b/>
                 <w:bCs/>
               </w:rPr>
-              <w:t>Jumlah</w:t>
+              <w:t>Jumlah Peserta/Pengguna</w:t>
             </w:r>
-            <w:proofErr w:type="spellEnd"/>
-            <w:r>
-              <w:rPr>
-                <w:b/>
-                <w:bCs/>
-              </w:rPr>
-              <w:t xml:space="preserve"> </w:t>
-            </w:r>
-            <w:proofErr w:type="spellStart"/>
-            <w:r>
-              <w:rPr>
-                <w:b/>
-                <w:bCs/>
-              </w:rPr>
-              <w:t>Peserta</w:t>
-            </w:r>
-            <w:proofErr w:type="spellEnd"/>
-            <w:r>
-              <w:rPr>
-                <w:b/>
-                <w:bCs/>
-              </w:rPr>
-              <w:t>/</w:t>
-            </w:r>
-            <w:proofErr w:type="spellStart"/>
-            <w:r>
-              <w:rPr>
-                <w:b/>
-                <w:bCs/>
-              </w:rPr>
-              <w:t>Pengguna</w:t>
-            </w:r>
-            <w:proofErr w:type="spellEnd"/>
           </w:p>
         </w:tc>
         <w:tc>
@@ -525,47 +283,13 @@
                 <w:bCs/>
               </w:rPr>
             </w:pPr>
-            <w:proofErr w:type="spellStart"/>
             <w:r>
               <w:rPr>
                 <w:b/>
                 <w:bCs/>
               </w:rPr>
-              <w:t>Fasilitas</w:t>
+              <w:t>Fasilitas pendukung yang dibutuhkan</w:t>
             </w:r>
-            <w:proofErr w:type="spellEnd"/>
-            <w:r>
-              <w:rPr>
-                <w:b/>
-                <w:bCs/>
-              </w:rPr>
-              <w:t xml:space="preserve"> </w:t>
-            </w:r>
-            <w:proofErr w:type="spellStart"/>
-            <w:r>
-              <w:rPr>
-                <w:b/>
-                <w:bCs/>
-              </w:rPr>
-              <w:t>pendukung</w:t>
-            </w:r>
-            <w:proofErr w:type="spellEnd"/>
-            <w:r>
-              <w:rPr>
-                <w:b/>
-                <w:bCs/>
-              </w:rPr>
-              <w:t xml:space="preserve"> yang </w:t>
-            </w:r>
-            <w:proofErr w:type="spellStart"/>
-            <w:r>
-              <w:rPr>
-                <w:b/>
-                <w:bCs/>
-              </w:rPr>
-              <w:t>dibutuhkan</w:t>
-            </w:r>
-            <w:proofErr w:type="spellEnd"/>
           </w:p>
         </w:tc>
         <w:tc>
@@ -581,21 +305,12 @@
                 <w:bCs/>
               </w:rPr>
             </w:pPr>
-            <w:proofErr w:type="spellStart"/>
             <w:r>
               <w:rPr>
                 <w:b/>
                 <w:bCs/>
               </w:rPr>
-              <w:t>Penggunaan</w:t>
-            </w:r>
-            <w:proofErr w:type="spellEnd"/>
-            <w:r>
-              <w:rPr>
-                <w:b/>
-                <w:bCs/>
-              </w:rPr>
-              <w:t>/</w:t>
+              <w:t>Penggunaan/</w:t>
             </w:r>
           </w:p>
           <w:p>
@@ -611,17 +326,8 @@
                 <w:b/>
                 <w:bCs/>
               </w:rPr>
-              <w:t xml:space="preserve">Unit </w:t>
+              <w:t>Unit Kerja</w:t>
             </w:r>
-            <w:proofErr w:type="spellStart"/>
-            <w:r>
-              <w:rPr>
-                <w:b/>
-                <w:bCs/>
-              </w:rPr>
-              <w:t>Kerja</w:t>
-            </w:r>
-            <w:proofErr w:type="spellEnd"/>
           </w:p>
         </w:tc>
       </w:tr>
@@ -946,46 +652,400 @@
     <w:p>
       <w:pPr>
         <w:rPr>
+          <w:lang w:val="fi-FI"/>
+        </w:rPr>
+      </w:pPr>
+      <w:r>
+        <w:rPr>
+          <w:lang w:val="fi-FI"/>
+        </w:rPr>
+        <w:t xml:space="preserve">{{pekerjaan}} untuk di {{tempat}} </w:t>
+      </w:r>
+    </w:p>
+    <w:p>
+      <w:pPr>
+        <w:rPr>
+          <w:lang w:val="fi-FI"/>
+        </w:rPr>
+      </w:pPr>
+    </w:p>
+    <w:p>
+      <w:pPr>
+        <w:rPr>
+          <w:lang w:val="fi-FI"/>
+        </w:rPr>
+      </w:pPr>
+      <w:r>
+        <w:rPr>
+          <w:lang w:val="fi-FI"/>
+        </w:rPr>
+        <w:t>Demikian pengajuan peminjaman Fasilitas Gedung/Ruang Kelas/Ruang Rapat\Lab/Kamar Wisma ini kami usulkan agar dapat dipergunakan sesuai dengan kebutuhan.</w:t>
+      </w:r>
+    </w:p>
+    <w:p>
+      <w:pPr>
+        <w:ind w:left="2160"/>
+        <w:rPr>
+          <w:lang w:val="fi-FI"/>
+        </w:rPr>
+      </w:pPr>
+      <w:r>
+        <w:rPr>
+          <w:lang w:val="fi-FI"/>
+        </w:rPr>
+        <w:tab/>
+      </w:r>
+      <w:r>
+        <w:rPr>
+          <w:lang w:val="fi-FI"/>
+        </w:rPr>
+        <w:tab/>
+      </w:r>
+      <w:r>
+        <w:rPr>
+          <w:lang w:val="fi-FI"/>
+        </w:rPr>
+        <w:tab/>
+      </w:r>
+      <w:r>
+        <w:rPr>
+          <w:lang w:val="fi-FI"/>
+        </w:rPr>
+        <w:tab/>
+      </w:r>
+      <w:r>
+        <w:rPr>
+          <w:lang w:val="fi-FI"/>
+        </w:rPr>
+        <w:tab/>
+      </w:r>
+      <w:r>
+        <w:rPr>
+          <w:lang w:val="fi-FI"/>
+        </w:rPr>
+        <w:tab/>
+      </w:r>
+      <w:r>
+        <w:rPr>
+          <w:lang w:val="fi-FI"/>
+        </w:rPr>
+        <w:tab/>
+      </w:r>
+      <w:r>
+        <w:rPr>
+          <w:lang w:val="fi-FI"/>
+        </w:rPr>
+        <w:tab/>
+        <w:t xml:space="preserve">Bandung, </w:t>
+      </w:r>
+      <w:r>
+        <w:rPr>
+          <w:lang w:val="fi-FI"/>
+        </w:rPr>
+        <w:t>{{tanggal}}</w:t>
+      </w:r>
+    </w:p>
+    <w:p>
+      <w:pPr>
+        <w:ind w:left="2160" w:firstLine="720"/>
+        <w:rPr>
+          <w:lang w:val="fi-FI"/>
+        </w:rPr>
+      </w:pPr>
+      <w:r>
+        <w:rPr>
+          <w:lang w:val="fi-FI"/>
+        </w:rPr>
+        <w:tab/>
+      </w:r>
+      <w:r>
+        <w:rPr>
+          <w:lang w:val="fi-FI"/>
+        </w:rPr>
+        <w:tab/>
+      </w:r>
+      <w:r>
+        <w:rPr>
+          <w:lang w:val="fi-FI"/>
+        </w:rPr>
+        <w:tab/>
+      </w:r>
+      <w:r>
+        <w:rPr>
+          <w:lang w:val="fi-FI"/>
+        </w:rPr>
+        <w:tab/>
+      </w:r>
+      <w:r>
+        <w:rPr>
+          <w:lang w:val="fi-FI"/>
+        </w:rPr>
+        <w:tab/>
+      </w:r>
+      <w:r>
+        <w:rPr>
+          <w:lang w:val="fi-FI"/>
+        </w:rPr>
+        <w:tab/>
+      </w:r>
+      <w:r>
+        <w:rPr>
+          <w:lang w:val="fi-FI"/>
+        </w:rPr>
+        <w:tab/>
+      </w:r>
+    </w:p>
+    <w:p>
+      <w:pPr>
+        <w:ind w:left="2160"/>
+        <w:rPr>
+          <w:lang w:val="fi-FI"/>
+        </w:rPr>
+      </w:pPr>
+      <w:r>
+        <w:rPr>
+          <w:lang w:val="fi-FI"/>
+        </w:rPr>
+        <w:t>Pengelola BMN</w:t>
+      </w:r>
+      <w:r>
+        <w:rPr>
+          <w:lang w:val="fi-FI"/>
+        </w:rPr>
+        <w:tab/>
+      </w:r>
+      <w:r>
+        <w:rPr>
+          <w:lang w:val="fi-FI"/>
+        </w:rPr>
+        <w:tab/>
+      </w:r>
+      <w:r>
+        <w:rPr>
+          <w:lang w:val="fi-FI"/>
+        </w:rPr>
+        <w:tab/>
+      </w:r>
+      <w:r>
+        <w:rPr>
+          <w:lang w:val="fi-FI"/>
+        </w:rPr>
+        <w:tab/>
+      </w:r>
+      <w:r>
+        <w:rPr>
+          <w:lang w:val="fi-FI"/>
+        </w:rPr>
+        <w:tab/>
+      </w:r>
+      <w:r>
+        <w:rPr>
+          <w:lang w:val="fi-FI"/>
+        </w:rPr>
+        <w:tab/>
+        <w:t>Yang Mengajukan</w:t>
+      </w:r>
+    </w:p>
+    <w:p>
+      <w:pPr>
+        <w:ind w:left="2160"/>
+        <w:rPr>
+          <w:lang w:val="fi-FI"/>
+        </w:rPr>
+      </w:pPr>
+      <w:r>
+        <w:rPr>
+          <w:lang w:val="fi-FI"/>
+        </w:rPr>
+        <w:t>Kaur BMN</w:t>
+      </w:r>
+      <w:r>
+        <w:rPr>
+          <w:lang w:val="fi-FI"/>
+        </w:rPr>
+        <w:tab/>
+      </w:r>
+      <w:r>
+        <w:rPr>
+          <w:lang w:val="fi-FI"/>
+        </w:rPr>
+        <w:tab/>
+      </w:r>
+      <w:r>
+        <w:rPr>
+          <w:lang w:val="fi-FI"/>
+        </w:rPr>
+        <w:tab/>
+      </w:r>
+      <w:r>
+        <w:rPr>
+          <w:lang w:val="fi-FI"/>
+        </w:rPr>
+        <w:tab/>
+      </w:r>
+      <w:r>
+        <w:rPr>
+          <w:lang w:val="fi-FI"/>
+        </w:rPr>
+        <w:tab/>
+      </w:r>
+      <w:r>
+        <w:rPr>
+          <w:lang w:val="fi-FI"/>
+        </w:rPr>
+        <w:tab/>
+      </w:r>
+      <w:r>
+        <w:rPr>
+          <w:lang w:val="fi-FI"/>
+        </w:rPr>
+        <w:tab/>
+        <w:t>Katim/Kaur/PJ………….…,</w:t>
+      </w:r>
+    </w:p>
+    <w:p>
+      <w:pPr>
+        <w:ind w:left="2160"/>
+        <w:rPr>
+          <w:lang w:val="fi-FI"/>
+        </w:rPr>
+      </w:pPr>
+    </w:p>
+    <w:p>
+      <w:pPr>
+        <w:ind w:left="2160"/>
+        <w:rPr>
+          <w:lang w:val="fi-FI"/>
+        </w:rPr>
+      </w:pPr>
+    </w:p>
+    <w:p>
+      <w:pPr>
+        <w:ind w:left="2160"/>
+        <w:rPr>
+          <w:lang w:val="fi-FI"/>
+        </w:rPr>
+      </w:pPr>
+    </w:p>
+    <w:p>
+      <w:pPr>
+        <w:ind w:left="2160"/>
+        <w:rPr>
+          <w:lang w:val="fi-FI"/>
+        </w:rPr>
+      </w:pPr>
+    </w:p>
+    <w:p>
+      <w:pPr>
+        <w:ind w:left="2160"/>
+        <w:rPr>
+          <w:lang w:val="fi-FI"/>
+        </w:rPr>
+      </w:pPr>
+      <w:r>
+        <w:rPr>
+          <w:lang w:val="fi-FI"/>
+        </w:rPr>
+        <w:t>Erwin R. Wardhani</w:t>
+      </w:r>
+      <w:r>
+        <w:rPr>
+          <w:lang w:val="fi-FI"/>
+        </w:rPr>
+        <w:tab/>
+      </w:r>
+      <w:r>
+        <w:rPr>
+          <w:lang w:val="fi-FI"/>
+        </w:rPr>
+        <w:tab/>
+      </w:r>
+      <w:r>
+        <w:rPr>
+          <w:lang w:val="fi-FI"/>
+        </w:rPr>
+        <w:tab/>
+      </w:r>
+      <w:r>
+        <w:rPr>
+          <w:lang w:val="fi-FI"/>
+        </w:rPr>
+        <w:tab/>
+      </w:r>
+      <w:r>
+        <w:rPr>
+          <w:lang w:val="fi-FI"/>
+        </w:rPr>
+        <w:tab/>
+      </w:r>
+      <w:r>
+        <w:rPr>
+          <w:lang w:val="fi-FI"/>
+        </w:rPr>
+        <w:tab/>
+      </w:r>
+      <w:r>
+        <w:rPr>
+          <w:lang w:val="fi-FI"/>
+        </w:rPr>
+        <w:t>{{namaPegawai}}</w:t>
+      </w:r>
+    </w:p>
+    <w:p>
+      <w:pPr>
+        <w:ind w:left="2160"/>
+        <w:rPr>
+          <w:lang w:val="fi-FI"/>
+        </w:rPr>
+      </w:pPr>
+      <w:r>
+        <w:rPr>
+          <w:lang w:val="fi-FI"/>
+        </w:rPr>
+        <w:t>NIP 198701202010121004</w:t>
+      </w:r>
+      <w:r>
+        <w:rPr>
+          <w:lang w:val="fi-FI"/>
+        </w:rPr>
+        <w:tab/>
+      </w:r>
+      <w:r>
+        <w:rPr>
+          <w:lang w:val="fi-FI"/>
+        </w:rPr>
+        <w:tab/>
+      </w:r>
+      <w:r>
+        <w:rPr>
+          <w:lang w:val="fi-FI"/>
+        </w:rPr>
+        <w:tab/>
+      </w:r>
+      <w:r>
+        <w:rPr>
+          <w:lang w:val="fi-FI"/>
+        </w:rPr>
+        <w:tab/>
+      </w:r>
+      <w:r>
+        <w:rPr>
+          <w:lang w:val="fi-FI"/>
+        </w:rPr>
+        <w:tab/>
+        <w:t>NIP</w:t>
+      </w:r>
+      <w:r>
+        <w:rPr>
+          <w:lang w:val="fi-FI"/>
+        </w:rPr>
+        <w:t xml:space="preserve"> </w:t>
+      </w:r>
+      <w:r>
+        <w:rPr>
           <w:lang w:val="nl-NL"/>
         </w:rPr>
-      </w:pPr>
-      <w:r>
-        <w:rPr>
-          <w:lang w:val="nl-NL"/>
-        </w:rPr>
-        <w:t xml:space="preserve">{{pekerjaan}} </w:t>
-      </w:r>
-      <w:r>
-        <w:rPr>
-          <w:lang w:val="nl-NL"/>
-        </w:rPr>
-        <w:t xml:space="preserve">untuk di </w:t>
-      </w:r>
-      <w:r>
-        <w:rPr>
-          <w:lang w:val="nl-NL"/>
-        </w:rPr>
-        <w:t xml:space="preserve">{{tempat}} </w:t>
-      </w:r>
-    </w:p>
-    <w:p>
-      <w:pPr>
-        <w:rPr>
-          <w:lang w:val="fi-FI"/>
-        </w:rPr>
-      </w:pPr>
-    </w:p>
-    <w:p>
-      <w:pPr>
-        <w:rPr>
-          <w:lang w:val="fi-FI"/>
-        </w:rPr>
-      </w:pPr>
-      <w:r>
-        <w:rPr>
-          <w:lang w:val="fi-FI"/>
-        </w:rPr>
-        <w:t>Demikian pengajuan peminjaman Fasilitas Gedung/Ruang Kelas/Ruang Rapat\Lab/Kamar Wisma ini kami usulkan agar dapat dipergunakan sesuai dengan kebutuhan.</w:t>
+        <w:t>{{nipPegawai}}</w:t>
       </w:r>
     </w:p>
     <w:p>
@@ -1037,402 +1097,53 @@
         </w:rPr>
         <w:tab/>
       </w:r>
-      <w:r>
-        <w:rPr>
-          <w:lang w:val="fi-FI"/>
-        </w:rPr>
-        <w:tab/>
-        <w:t xml:space="preserve">Bandung, </w:t>
-      </w:r>
-      <w:r>
-        <w:rPr>
-          <w:lang w:val="nl-NL"/>
-        </w:rPr>
-        <w:t>{{tanggal}}</w:t>
-      </w:r>
-    </w:p>
-    <w:p>
-      <w:pPr>
-        <w:ind w:left="2160" w:firstLine="720"/>
-        <w:rPr>
-          <w:lang w:val="fi-FI"/>
-        </w:rPr>
-      </w:pPr>
-      <w:r>
-        <w:rPr>
-          <w:lang w:val="fi-FI"/>
-        </w:rPr>
-        <w:tab/>
-      </w:r>
-      <w:r>
-        <w:rPr>
-          <w:lang w:val="fi-FI"/>
-        </w:rPr>
-        <w:tab/>
-      </w:r>
-      <w:r>
-        <w:rPr>
-          <w:lang w:val="fi-FI"/>
-        </w:rPr>
-        <w:tab/>
-      </w:r>
-      <w:r>
-        <w:rPr>
-          <w:lang w:val="fi-FI"/>
-        </w:rPr>
-        <w:tab/>
-      </w:r>
-      <w:r>
-        <w:rPr>
-          <w:lang w:val="fi-FI"/>
-        </w:rPr>
-        <w:tab/>
-      </w:r>
-      <w:r>
-        <w:rPr>
-          <w:lang w:val="fi-FI"/>
-        </w:rPr>
-        <w:tab/>
-      </w:r>
-      <w:r>
-        <w:rPr>
-          <w:lang w:val="fi-FI"/>
-        </w:rPr>
-        <w:tab/>
-      </w:r>
-    </w:p>
-    <w:p>
-      <w:pPr>
-        <w:ind w:left="2160"/>
-        <w:rPr>
-          <w:lang w:val="fi-FI"/>
-        </w:rPr>
-      </w:pPr>
-      <w:r>
-        <w:rPr>
-          <w:lang w:val="fi-FI"/>
-        </w:rPr>
-        <w:t>Pengelola BMN</w:t>
-      </w:r>
-      <w:r>
-        <w:rPr>
-          <w:lang w:val="fi-FI"/>
-        </w:rPr>
-        <w:tab/>
-      </w:r>
-      <w:r>
-        <w:rPr>
-          <w:lang w:val="fi-FI"/>
-        </w:rPr>
-        <w:tab/>
-      </w:r>
-      <w:r>
-        <w:rPr>
-          <w:lang w:val="fi-FI"/>
-        </w:rPr>
-        <w:tab/>
-      </w:r>
-      <w:r>
-        <w:rPr>
-          <w:lang w:val="fi-FI"/>
-        </w:rPr>
-        <w:tab/>
-      </w:r>
-      <w:r>
-        <w:rPr>
-          <w:lang w:val="fi-FI"/>
-        </w:rPr>
-        <w:tab/>
-      </w:r>
-      <w:r>
-        <w:rPr>
-          <w:lang w:val="fi-FI"/>
-        </w:rPr>
-        <w:tab/>
-        <w:t>Yang Mengajukan</w:t>
-      </w:r>
-    </w:p>
-    <w:p>
-      <w:pPr>
-        <w:ind w:left="2160"/>
-        <w:rPr>
-          <w:lang w:val="fi-FI"/>
-        </w:rPr>
-      </w:pPr>
-      <w:r>
-        <w:rPr>
-          <w:lang w:val="fi-FI"/>
-        </w:rPr>
-        <w:t>Kaur BMN</w:t>
-      </w:r>
-      <w:r>
-        <w:rPr>
-          <w:lang w:val="fi-FI"/>
-        </w:rPr>
-        <w:tab/>
-      </w:r>
-      <w:r>
-        <w:rPr>
-          <w:lang w:val="fi-FI"/>
-        </w:rPr>
-        <w:tab/>
-      </w:r>
-      <w:r>
-        <w:rPr>
-          <w:lang w:val="fi-FI"/>
-        </w:rPr>
-        <w:tab/>
-      </w:r>
-      <w:r>
-        <w:rPr>
-          <w:lang w:val="fi-FI"/>
-        </w:rPr>
-        <w:tab/>
-      </w:r>
-      <w:r>
-        <w:rPr>
-          <w:lang w:val="fi-FI"/>
-        </w:rPr>
-        <w:tab/>
-      </w:r>
-      <w:r>
-        <w:rPr>
-          <w:lang w:val="fi-FI"/>
-        </w:rPr>
-        <w:tab/>
-      </w:r>
-      <w:r>
-        <w:rPr>
-          <w:lang w:val="fi-FI"/>
-        </w:rPr>
-        <w:tab/>
-        <w:t>Katim/Kaur/PJ………….…,</w:t>
-      </w:r>
-    </w:p>
-    <w:p>
-      <w:pPr>
-        <w:ind w:left="2160"/>
-        <w:rPr>
-          <w:lang w:val="fi-FI"/>
-        </w:rPr>
-      </w:pPr>
-    </w:p>
-    <w:p>
-      <w:pPr>
-        <w:ind w:left="2160"/>
-        <w:rPr>
-          <w:lang w:val="fi-FI"/>
-        </w:rPr>
-      </w:pPr>
-    </w:p>
-    <w:p>
-      <w:pPr>
-        <w:ind w:left="2160"/>
-        <w:rPr>
-          <w:lang w:val="fi-FI"/>
-        </w:rPr>
-      </w:pPr>
-    </w:p>
-    <w:p>
-      <w:pPr>
-        <w:ind w:left="2160"/>
-        <w:rPr>
-          <w:lang w:val="fi-FI"/>
-        </w:rPr>
-      </w:pPr>
-    </w:p>
-    <w:p>
-      <w:pPr>
-        <w:ind w:left="2160"/>
-        <w:rPr>
-          <w:lang w:val="nl-NL"/>
-        </w:rPr>
-      </w:pPr>
-      <w:r>
-        <w:rPr>
-          <w:lang w:val="nl-NL"/>
-        </w:rPr>
-        <w:t>Erwin R. Wardhani</w:t>
-      </w:r>
-      <w:r>
-        <w:rPr>
-          <w:lang w:val="nl-NL"/>
-        </w:rPr>
-        <w:tab/>
-      </w:r>
-      <w:r>
-        <w:rPr>
-          <w:lang w:val="nl-NL"/>
-        </w:rPr>
-        <w:tab/>
-      </w:r>
-      <w:r>
-        <w:rPr>
-          <w:lang w:val="nl-NL"/>
-        </w:rPr>
-        <w:tab/>
-      </w:r>
-      <w:r>
-        <w:rPr>
-          <w:lang w:val="nl-NL"/>
-        </w:rPr>
-        <w:tab/>
-      </w:r>
-      <w:r>
-        <w:rPr>
-          <w:lang w:val="nl-NL"/>
-        </w:rPr>
-        <w:tab/>
-      </w:r>
-      <w:r>
-        <w:rPr>
-          <w:lang w:val="nl-NL"/>
-        </w:rPr>
-        <w:tab/>
-        <w:t>…………………………….</w:t>
-      </w:r>
-    </w:p>
-    <w:p>
-      <w:pPr>
-        <w:ind w:left="2160"/>
-        <w:rPr>
-          <w:lang w:val="nl-NL"/>
-        </w:rPr>
-      </w:pPr>
-      <w:r>
-        <w:rPr>
-          <w:lang w:val="nl-NL"/>
-        </w:rPr>
-        <w:t>NIP 198701202010121004</w:t>
-      </w:r>
-      <w:r>
-        <w:rPr>
-          <w:lang w:val="nl-NL"/>
-        </w:rPr>
-        <w:tab/>
-      </w:r>
-      <w:r>
-        <w:rPr>
-          <w:lang w:val="nl-NL"/>
-        </w:rPr>
-        <w:tab/>
-      </w:r>
-      <w:r>
-        <w:rPr>
-          <w:lang w:val="nl-NL"/>
-        </w:rPr>
-        <w:tab/>
-      </w:r>
-      <w:r>
-        <w:rPr>
-          <w:lang w:val="nl-NL"/>
-        </w:rPr>
-        <w:tab/>
-      </w:r>
-      <w:r>
-        <w:rPr>
-          <w:lang w:val="nl-NL"/>
-        </w:rPr>
-        <w:tab/>
-        <w:t>NIP</w:t>
-      </w:r>
-    </w:p>
-    <w:p>
-      <w:pPr>
-        <w:ind w:left="2160"/>
-        <w:rPr>
-          <w:lang w:val="nl-NL"/>
-        </w:rPr>
-      </w:pPr>
-      <w:r>
-        <w:rPr>
-          <w:lang w:val="nl-NL"/>
-        </w:rPr>
-        <w:tab/>
-      </w:r>
-      <w:r>
-        <w:rPr>
-          <w:lang w:val="nl-NL"/>
-        </w:rPr>
-        <w:tab/>
-      </w:r>
-      <w:r>
-        <w:rPr>
-          <w:lang w:val="nl-NL"/>
-        </w:rPr>
-        <w:tab/>
-      </w:r>
-      <w:r>
-        <w:rPr>
-          <w:lang w:val="nl-NL"/>
-        </w:rPr>
-        <w:tab/>
-      </w:r>
-      <w:r>
-        <w:rPr>
-          <w:lang w:val="nl-NL"/>
-        </w:rPr>
-        <w:tab/>
-      </w:r>
-      <w:r>
-        <w:rPr>
-          <w:lang w:val="nl-NL"/>
-        </w:rPr>
-        <w:tab/>
-      </w:r>
-      <w:r>
-        <w:rPr>
-          <w:lang w:val="nl-NL"/>
-        </w:rPr>
-        <w:tab/>
-      </w:r>
     </w:p>
     <w:p>
       <w:pPr>
         <w:ind w:left="5040"/>
         <w:rPr>
-          <w:lang w:val="nl-NL"/>
-        </w:rPr>
-      </w:pPr>
-      <w:r>
-        <w:rPr>
-          <w:lang w:val="nl-NL"/>
+          <w:lang w:val="fi-FI"/>
+        </w:rPr>
+      </w:pPr>
+      <w:r>
+        <w:rPr>
+          <w:lang w:val="fi-FI"/>
         </w:rPr>
         <w:t>Yang Menyetujui,</w:t>
       </w:r>
       <w:r>
         <w:rPr>
-          <w:lang w:val="nl-NL"/>
-        </w:rPr>
-        <w:tab/>
-      </w:r>
-      <w:r>
-        <w:rPr>
-          <w:lang w:val="nl-NL"/>
-        </w:rPr>
-        <w:tab/>
-      </w:r>
-      <w:r>
-        <w:rPr>
-          <w:lang w:val="nl-NL"/>
-        </w:rPr>
-        <w:tab/>
-      </w:r>
-      <w:r>
-        <w:rPr>
-          <w:lang w:val="nl-NL"/>
-        </w:rPr>
-        <w:tab/>
-      </w:r>
-      <w:r>
-        <w:rPr>
-          <w:lang w:val="nl-NL"/>
-        </w:rPr>
-        <w:tab/>
-      </w:r>
-      <w:r>
-        <w:rPr>
-          <w:lang w:val="nl-NL"/>
+          <w:lang w:val="fi-FI"/>
+        </w:rPr>
+        <w:tab/>
+      </w:r>
+      <w:r>
+        <w:rPr>
+          <w:lang w:val="fi-FI"/>
+        </w:rPr>
+        <w:tab/>
+      </w:r>
+      <w:r>
+        <w:rPr>
+          <w:lang w:val="fi-FI"/>
+        </w:rPr>
+        <w:tab/>
+      </w:r>
+      <w:r>
+        <w:rPr>
+          <w:lang w:val="fi-FI"/>
+        </w:rPr>
+        <w:tab/>
+      </w:r>
+      <w:r>
+        <w:rPr>
+          <w:lang w:val="fi-FI"/>
+        </w:rPr>
+        <w:tab/>
+      </w:r>
+      <w:r>
+        <w:rPr>
+          <w:lang w:val="fi-FI"/>
         </w:rPr>
         <w:tab/>
       </w:r>
@@ -1440,65 +1151,91 @@
     <w:p>
       <w:pPr>
         <w:ind w:left="5040"/>
-      </w:pPr>
-      <w:proofErr w:type="spellStart"/>
-      <w:r>
-        <w:t>Kabag</w:t>
-      </w:r>
-      <w:proofErr w:type="spellEnd"/>
-      <w:r>
-        <w:t xml:space="preserve"> Umum/PPK</w:t>
-      </w:r>
-      <w:r>
-        <w:tab/>
-      </w:r>
-      <w:r>
-        <w:tab/>
-      </w:r>
-      <w:r>
-        <w:tab/>
-      </w:r>
-      <w:r>
-        <w:tab/>
-      </w:r>
-      <w:r>
-        <w:tab/>
-      </w:r>
-      <w:r>
+        <w:rPr>
+          <w:lang w:val="fi-FI"/>
+        </w:rPr>
+      </w:pPr>
+      <w:r>
+        <w:rPr>
+          <w:lang w:val="fi-FI"/>
+        </w:rPr>
+        <w:t>Kabag Umum/PPK</w:t>
+      </w:r>
+      <w:r>
+        <w:rPr>
+          <w:lang w:val="fi-FI"/>
+        </w:rPr>
+        <w:tab/>
+      </w:r>
+      <w:r>
+        <w:rPr>
+          <w:lang w:val="fi-FI"/>
+        </w:rPr>
+        <w:tab/>
+      </w:r>
+      <w:r>
+        <w:rPr>
+          <w:lang w:val="fi-FI"/>
+        </w:rPr>
+        <w:tab/>
+      </w:r>
+      <w:r>
+        <w:rPr>
+          <w:lang w:val="fi-FI"/>
+        </w:rPr>
+        <w:tab/>
+      </w:r>
+      <w:r>
+        <w:rPr>
+          <w:lang w:val="fi-FI"/>
+        </w:rPr>
+        <w:tab/>
+      </w:r>
+      <w:r>
+        <w:rPr>
+          <w:lang w:val="fi-FI"/>
+        </w:rPr>
         <w:tab/>
       </w:r>
     </w:p>
     <w:p>
       <w:pPr>
         <w:ind w:left="5040"/>
+        <w:rPr>
+          <w:lang w:val="fi-FI"/>
+        </w:rPr>
       </w:pPr>
     </w:p>
     <w:p>
       <w:pPr>
         <w:ind w:left="5040"/>
+        <w:rPr>
+          <w:lang w:val="fi-FI"/>
+        </w:rPr>
       </w:pPr>
     </w:p>
     <w:p>
       <w:pPr>
         <w:ind w:left="5040"/>
+        <w:rPr>
+          <w:lang w:val="fi-FI"/>
+        </w:rPr>
       </w:pPr>
     </w:p>
     <w:p>
       <w:pPr>
         <w:ind w:left="5040"/>
+        <w:rPr>
+          <w:lang w:val="fi-FI"/>
+        </w:rPr>
       </w:pPr>
     </w:p>
     <w:p>
       <w:pPr>
         <w:ind w:left="5040"/>
       </w:pPr>
-      <w:proofErr w:type="spellStart"/>
-      <w:r>
-        <w:t>Rohimat</w:t>
-      </w:r>
-      <w:proofErr w:type="spellEnd"/>
-      <w:r>
-        <w:t>, ST., MA</w:t>
+      <w:r>
+        <w:t>Rohimat, ST., MA</w:t>
       </w:r>
       <w:r>
         <w:tab/>
@@ -1620,7 +1357,7 @@
 </file>
 
 <file path=word/endnotes.xml><?xml version="1.0" encoding="utf-8"?>
-<w:endnotes xmlns:wpc="http://schemas.microsoft.com/office/word/2010/wordprocessingCanvas" xmlns:cx="http://schemas.microsoft.com/office/drawing/2014/chartex" xmlns:cx1="http://schemas.microsoft.com/office/drawing/2015/9/8/chartex" xmlns:cx2="http://schemas.microsoft.com/office/drawing/2015/10/21/chartex" xmlns:cx3="http://schemas.microsoft.com/office/drawing/2016/5/9/chartex" xmlns:cx4="http://schemas.microsoft.com/office/drawing/2016/5/10/chartex" xmlns:cx5="http://schemas.microsoft.com/office/drawing/2016/5/11/chartex" xmlns:cx6="http://schemas.microsoft.com/office/drawing/2016/5/12/chartex" xmlns:cx7="http://schemas.microsoft.com/office/drawing/2016/5/13/chartex" xmlns:cx8="http://schemas.microsoft.com/office/drawing/2016/5/14/chartex" xmlns:mc="http://schemas.openxmlformats.org/markup-compatibility/2006" xmlns:aink="http://schemas.microsoft.com/office/drawing/2016/ink" xmlns:am3d="http://schemas.microsoft.com/office/drawing/2017/model3d" xmlns:o="urn:schemas-microsoft-com:office:office" xmlns:oel="http://schemas.microsoft.com/office/2019/extlst" xmlns:r="http://schemas.openxmlformats.org/officeDocument/2006/relationships" xmlns:m="http://schemas.openxmlformats.org/officeDocument/2006/math" xmlns:v="urn:schemas-microsoft-com:vml" xmlns:wp14="http://schemas.microsoft.com/office/word/2010/wordprocessingDrawing" xmlns:wp="http://schemas.openxmlformats.org/drawingml/2006/wordprocessingDrawing" xmlns:w10="urn:schemas-microsoft-com:office:word" xmlns:w="http://schemas.openxmlformats.org/wordprocessingml/2006/main" xmlns:w14="http://schemas.microsoft.com/office/word/2010/wordml" xmlns:w15="http://schemas.microsoft.com/office/word/2012/wordml" xmlns:w16cei="http://schemas.microsoft.com/office/word/2026/wordml/cei" xmlns:w16cex="http://schemas.microsoft.com/office/word/2018/wordml/cex" xmlns:w16cid="http://schemas.microsoft.com/office/word/2016/wordml/cid" xmlns:w16="http://schemas.microsoft.com/office/word/2018/wordml" xmlns:w16du="http://schemas.microsoft.com/office/word/2023/wordml/word16du" xmlns:w16sdtdh="http://schemas.microsoft.com/office/word/2020/wordml/sdtdatahash" xmlns:w16sdtfl="http://schemas.microsoft.com/office/word/2024/wordml/sdtformatlock" xmlns:w16se="http://schemas.microsoft.com/office/word/2015/wordml/symex" xmlns:wpg="http://schemas.microsoft.com/office/word/2010/wordprocessingGroup" xmlns:wpi="http://schemas.microsoft.com/office/word/2010/wordprocessingInk" xmlns:wne="http://schemas.microsoft.com/office/word/2006/wordml" xmlns:wps="http://schemas.microsoft.com/office/word/2010/wordprocessingShape" mc:Ignorable="w14 w15 w16se w16cid w16 w16cex w16sdtdh w16sdtfl w16du wp14">
+<w:endnotes xmlns:wpc="http://schemas.microsoft.com/office/word/2010/wordprocessingCanvas" xmlns:cx="http://schemas.microsoft.com/office/drawing/2014/chartex" xmlns:cx1="http://schemas.microsoft.com/office/drawing/2015/9/8/chartex" xmlns:cx2="http://schemas.microsoft.com/office/drawing/2015/10/21/chartex" xmlns:cx3="http://schemas.microsoft.com/office/drawing/2016/5/9/chartex" xmlns:cx4="http://schemas.microsoft.com/office/drawing/2016/5/10/chartex" xmlns:cx5="http://schemas.microsoft.com/office/drawing/2016/5/11/chartex" xmlns:cx6="http://schemas.microsoft.com/office/drawing/2016/5/12/chartex" xmlns:cx7="http://schemas.microsoft.com/office/drawing/2016/5/13/chartex" xmlns:cx8="http://schemas.microsoft.com/office/drawing/2016/5/14/chartex" xmlns:mc="http://schemas.openxmlformats.org/markup-compatibility/2006" xmlns:aink="http://schemas.microsoft.com/office/drawing/2016/ink" xmlns:am3d="http://schemas.microsoft.com/office/drawing/2017/model3d" xmlns:o="urn:schemas-microsoft-com:office:office" xmlns:oel="http://schemas.microsoft.com/office/2019/extlst" xmlns:r="http://schemas.openxmlformats.org/officeDocument/2006/relationships" xmlns:m="http://schemas.openxmlformats.org/officeDocument/2006/math" xmlns:v="urn:schemas-microsoft-com:vml" xmlns:wp14="http://schemas.microsoft.com/office/word/2010/wordprocessingDrawing" xmlns:wp="http://schemas.openxmlformats.org/drawingml/2006/wordprocessingDrawing" xmlns:w10="urn:schemas-microsoft-com:office:word" xmlns:w="http://schemas.openxmlformats.org/wordprocessingml/2006/main" xmlns:w14="http://schemas.microsoft.com/office/word/2010/wordml" xmlns:w15="http://schemas.microsoft.com/office/word/2012/wordml" xmlns:w16cex="http://schemas.microsoft.com/office/word/2018/wordml/cex" xmlns:w16cid="http://schemas.microsoft.com/office/word/2016/wordml/cid" xmlns:w16="http://schemas.microsoft.com/office/word/2018/wordml" xmlns:w16du="http://schemas.microsoft.com/office/word/2023/wordml/word16du" xmlns:w16sdtdh="http://schemas.microsoft.com/office/word/2020/wordml/sdtdatahash" xmlns:w16sdtfl="http://schemas.microsoft.com/office/word/2024/wordml/sdtformatlock" xmlns:w16se="http://schemas.microsoft.com/office/word/2015/wordml/symex" xmlns:wpg="http://schemas.microsoft.com/office/word/2010/wordprocessingGroup" xmlns:wpi="http://schemas.microsoft.com/office/word/2010/wordprocessingInk" xmlns:wne="http://schemas.microsoft.com/office/word/2006/wordml" xmlns:wps="http://schemas.microsoft.com/office/word/2010/wordprocessingShape" mc:Ignorable="w14 w15 w16se w16cid w16 w16cex w16sdtdh w16sdtfl w16du wp14">
   <w:endnote w:type="separator" w:id="-1">
     <w:p>
       <w:r>
@@ -1639,7 +1376,7 @@
 </file>
 
 <file path=word/footnotes.xml><?xml version="1.0" encoding="utf-8"?>
-<w:footnotes xmlns:wpc="http://schemas.microsoft.com/office/word/2010/wordprocessingCanvas" xmlns:cx="http://schemas.microsoft.com/office/drawing/2014/chartex" xmlns:cx1="http://schemas.microsoft.com/office/drawing/2015/9/8/chartex" xmlns:cx2="http://schemas.microsoft.com/office/drawing/2015/10/21/chartex" xmlns:cx3="http://schemas.microsoft.com/office/drawing/2016/5/9/chartex" xmlns:cx4="http://schemas.microsoft.com/office/drawing/2016/5/10/chartex" xmlns:cx5="http://schemas.microsoft.com/office/drawing/2016/5/11/chartex" xmlns:cx6="http://schemas.microsoft.com/office/drawing/2016/5/12/chartex" xmlns:cx7="http://schemas.microsoft.com/office/drawing/2016/5/13/chartex" xmlns:cx8="http://schemas.microsoft.com/office/drawing/2016/5/14/chartex" xmlns:mc="http://schemas.openxmlformats.org/markup-compatibility/2006" xmlns:aink="http://schemas.microsoft.com/office/drawing/2016/ink" xmlns:am3d="http://schemas.microsoft.com/office/drawing/2017/model3d" xmlns:o="urn:schemas-microsoft-com:office:office" xmlns:oel="http://schemas.microsoft.com/office/2019/extlst" xmlns:r="http://schemas.openxmlformats.org/officeDocument/2006/relationships" xmlns:m="http://schemas.openxmlformats.org/officeDocument/2006/math" xmlns:v="urn:schemas-microsoft-com:vml" xmlns:wp14="http://schemas.microsoft.com/office/word/2010/wordprocessingDrawing" xmlns:wp="http://schemas.openxmlformats.org/drawingml/2006/wordprocessingDrawing" xmlns:w10="urn:schemas-microsoft-com:office:word" xmlns:w="http://schemas.openxmlformats.org/wordprocessingml/2006/main" xmlns:w14="http://schemas.microsoft.com/office/word/2010/wordml" xmlns:w15="http://schemas.microsoft.com/office/word/2012/wordml" xmlns:w16cei="http://schemas.microsoft.com/office/word/2026/wordml/cei" xmlns:w16cex="http://schemas.microsoft.com/office/word/2018/wordml/cex" xmlns:w16cid="http://schemas.microsoft.com/office/word/2016/wordml/cid" xmlns:w16="http://schemas.microsoft.com/office/word/2018/wordml" xmlns:w16du="http://schemas.microsoft.com/office/word/2023/wordml/word16du" xmlns:w16sdtdh="http://schemas.microsoft.com/office/word/2020/wordml/sdtdatahash" xmlns:w16sdtfl="http://schemas.microsoft.com/office/word/2024/wordml/sdtformatlock" xmlns:w16se="http://schemas.microsoft.com/office/word/2015/wordml/symex" xmlns:wpg="http://schemas.microsoft.com/office/word/2010/wordprocessingGroup" xmlns:wpi="http://schemas.microsoft.com/office/word/2010/wordprocessingInk" xmlns:wne="http://schemas.microsoft.com/office/word/2006/wordml" xmlns:wps="http://schemas.microsoft.com/office/word/2010/wordprocessingShape" mc:Ignorable="w14 w15 w16se w16cid w16 w16cex w16sdtdh w16sdtfl w16du wp14">
+<w:footnotes xmlns:wpc="http://schemas.microsoft.com/office/word/2010/wordprocessingCanvas" xmlns:cx="http://schemas.microsoft.com/office/drawing/2014/chartex" xmlns:cx1="http://schemas.microsoft.com/office/drawing/2015/9/8/chartex" xmlns:cx2="http://schemas.microsoft.com/office/drawing/2015/10/21/chartex" xmlns:cx3="http://schemas.microsoft.com/office/drawing/2016/5/9/chartex" xmlns:cx4="http://schemas.microsoft.com/office/drawing/2016/5/10/chartex" xmlns:cx5="http://schemas.microsoft.com/office/drawing/2016/5/11/chartex" xmlns:cx6="http://schemas.microsoft.com/office/drawing/2016/5/12/chartex" xmlns:cx7="http://schemas.microsoft.com/office/drawing/2016/5/13/chartex" xmlns:cx8="http://schemas.microsoft.com/office/drawing/2016/5/14/chartex" xmlns:mc="http://schemas.openxmlformats.org/markup-compatibility/2006" xmlns:aink="http://schemas.microsoft.com/office/drawing/2016/ink" xmlns:am3d="http://schemas.microsoft.com/office/drawing/2017/model3d" xmlns:o="urn:schemas-microsoft-com:office:office" xmlns:oel="http://schemas.microsoft.com/office/2019/extlst" xmlns:r="http://schemas.openxmlformats.org/officeDocument/2006/relationships" xmlns:m="http://schemas.openxmlformats.org/officeDocument/2006/math" xmlns:v="urn:schemas-microsoft-com:vml" xmlns:wp14="http://schemas.microsoft.com/office/word/2010/wordprocessingDrawing" xmlns:wp="http://schemas.openxmlformats.org/drawingml/2006/wordprocessingDrawing" xmlns:w10="urn:schemas-microsoft-com:office:word" xmlns:w="http://schemas.openxmlformats.org/wordprocessingml/2006/main" xmlns:w14="http://schemas.microsoft.com/office/word/2010/wordml" xmlns:w15="http://schemas.microsoft.com/office/word/2012/wordml" xmlns:w16cex="http://schemas.microsoft.com/office/word/2018/wordml/cex" xmlns:w16cid="http://schemas.microsoft.com/office/word/2016/wordml/cid" xmlns:w16="http://schemas.microsoft.com/office/word/2018/wordml" xmlns:w16du="http://schemas.microsoft.com/office/word/2023/wordml/word16du" xmlns:w16sdtdh="http://schemas.microsoft.com/office/word/2020/wordml/sdtdatahash" xmlns:w16sdtfl="http://schemas.microsoft.com/office/word/2024/wordml/sdtformatlock" xmlns:w16se="http://schemas.microsoft.com/office/word/2015/wordml/symex" xmlns:wpg="http://schemas.microsoft.com/office/word/2010/wordprocessingGroup" xmlns:wpi="http://schemas.microsoft.com/office/word/2010/wordprocessingInk" xmlns:wne="http://schemas.microsoft.com/office/word/2006/wordml" xmlns:wps="http://schemas.microsoft.com/office/word/2010/wordprocessingShape" mc:Ignorable="w14 w15 w16se w16cid w16 w16cex w16sdtdh w16sdtfl w16du wp14">
   <w:footnote w:type="separator" w:id="-1">
     <w:p>
       <w:r>
@@ -1658,7 +1395,7 @@
 </file>
 
 <file path=word/header1.xml><?xml version="1.0" encoding="utf-8"?>
-<w:hdr xmlns:wpc="http://schemas.microsoft.com/office/word/2010/wordprocessingCanvas" xmlns:cx="http://schemas.microsoft.com/office/drawing/2014/chartex" xmlns:cx1="http://schemas.microsoft.com/office/drawing/2015/9/8/chartex" xmlns:cx2="http://schemas.microsoft.com/office/drawing/2015/10/21/chartex" xmlns:cx3="http://schemas.microsoft.com/office/drawing/2016/5/9/chartex" xmlns:cx4="http://schemas.microsoft.com/office/drawing/2016/5/10/chartex" xmlns:cx5="http://schemas.microsoft.com/office/drawing/2016/5/11/chartex" xmlns:cx6="http://schemas.microsoft.com/office/drawing/2016/5/12/chartex" xmlns:cx7="http://schemas.microsoft.com/office/drawing/2016/5/13/chartex" xmlns:cx8="http://schemas.microsoft.com/office/drawing/2016/5/14/chartex" xmlns:mc="http://schemas.openxmlformats.org/markup-compatibility/2006" xmlns:aink="http://schemas.microsoft.com/office/drawing/2016/ink" xmlns:am3d="http://schemas.microsoft.com/office/drawing/2017/model3d" xmlns:o="urn:schemas-microsoft-com:office:office" xmlns:oel="http://schemas.microsoft.com/office/2019/extlst" xmlns:r="http://schemas.openxmlformats.org/officeDocument/2006/relationships" xmlns:m="http://schemas.openxmlformats.org/officeDocument/2006/math" xmlns:v="urn:schemas-microsoft-com:vml" xmlns:wp14="http://schemas.microsoft.com/office/word/2010/wordprocessingDrawing" xmlns:wp="http://schemas.openxmlformats.org/drawingml/2006/wordprocessingDrawing" xmlns:w10="urn:schemas-microsoft-com:office:word" xmlns:w="http://schemas.openxmlformats.org/wordprocessingml/2006/main" xmlns:w14="http://schemas.microsoft.com/office/word/2010/wordml" xmlns:w15="http://schemas.microsoft.com/office/word/2012/wordml" xmlns:w16cei="http://schemas.microsoft.com/office/word/2026/wordml/cei" xmlns:w16cex="http://schemas.microsoft.com/office/word/2018/wordml/cex" xmlns:w16cid="http://schemas.microsoft.com/office/word/2016/wordml/cid" xmlns:w16="http://schemas.microsoft.com/office/word/2018/wordml" xmlns:w16du="http://schemas.microsoft.com/office/word/2023/wordml/word16du" xmlns:w16sdtdh="http://schemas.microsoft.com/office/word/2020/wordml/sdtdatahash" xmlns:w16sdtfl="http://schemas.microsoft.com/office/word/2024/wordml/sdtformatlock" xmlns:w16se="http://schemas.microsoft.com/office/word/2015/wordml/symex" xmlns:wpg="http://schemas.microsoft.com/office/word/2010/wordprocessingGroup" xmlns:wpi="http://schemas.microsoft.com/office/word/2010/wordprocessingInk" xmlns:wne="http://schemas.microsoft.com/office/word/2006/wordml" xmlns:wps="http://schemas.microsoft.com/office/word/2010/wordprocessingShape" mc:Ignorable="w14 w15 w16se w16cid w16 w16cex w16sdtdh w16sdtfl w16du wp14">
+<w:hdr xmlns:wpc="http://schemas.microsoft.com/office/word/2010/wordprocessingCanvas" xmlns:cx="http://schemas.microsoft.com/office/drawing/2014/chartex" xmlns:cx1="http://schemas.microsoft.com/office/drawing/2015/9/8/chartex" xmlns:cx2="http://schemas.microsoft.com/office/drawing/2015/10/21/chartex" xmlns:cx3="http://schemas.microsoft.com/office/drawing/2016/5/9/chartex" xmlns:cx4="http://schemas.microsoft.com/office/drawing/2016/5/10/chartex" xmlns:cx5="http://schemas.microsoft.com/office/drawing/2016/5/11/chartex" xmlns:cx6="http://schemas.microsoft.com/office/drawing/2016/5/12/chartex" xmlns:cx7="http://schemas.microsoft.com/office/drawing/2016/5/13/chartex" xmlns:cx8="http://schemas.microsoft.com/office/drawing/2016/5/14/chartex" xmlns:mc="http://schemas.openxmlformats.org/markup-compatibility/2006" xmlns:aink="http://schemas.microsoft.com/office/drawing/2016/ink" xmlns:am3d="http://schemas.microsoft.com/office/drawing/2017/model3d" xmlns:o="urn:schemas-microsoft-com:office:office" xmlns:oel="http://schemas.microsoft.com/office/2019/extlst" xmlns:r="http://schemas.openxmlformats.org/officeDocument/2006/relationships" xmlns:m="http://schemas.openxmlformats.org/officeDocument/2006/math" xmlns:v="urn:schemas-microsoft-com:vml" xmlns:wp14="http://schemas.microsoft.com/office/word/2010/wordprocessingDrawing" xmlns:wp="http://schemas.openxmlformats.org/drawingml/2006/wordprocessingDrawing" xmlns:w10="urn:schemas-microsoft-com:office:word" xmlns:w="http://schemas.openxmlformats.org/wordprocessingml/2006/main" xmlns:w14="http://schemas.microsoft.com/office/word/2010/wordml" xmlns:w15="http://schemas.microsoft.com/office/word/2012/wordml" xmlns:w16cex="http://schemas.microsoft.com/office/word/2018/wordml/cex" xmlns:w16cid="http://schemas.microsoft.com/office/word/2016/wordml/cid" xmlns:w16="http://schemas.microsoft.com/office/word/2018/wordml" xmlns:w16du="http://schemas.microsoft.com/office/word/2023/wordml/word16du" xmlns:w16sdtdh="http://schemas.microsoft.com/office/word/2020/wordml/sdtdatahash" xmlns:w16sdtfl="http://schemas.microsoft.com/office/word/2024/wordml/sdtformatlock" xmlns:w16se="http://schemas.microsoft.com/office/word/2015/wordml/symex" xmlns:wpg="http://schemas.microsoft.com/office/word/2010/wordprocessingGroup" xmlns:wpi="http://schemas.microsoft.com/office/word/2010/wordprocessingInk" xmlns:wne="http://schemas.microsoft.com/office/word/2006/wordml" xmlns:wps="http://schemas.microsoft.com/office/word/2010/wordprocessingShape" mc:Ignorable="w14 w15 w16se w16cid w16 w16cex w16sdtdh w16sdtfl w16du wp14">
   <w:p>
     <w:pPr>
       <w:pBdr>
@@ -1731,7 +1468,7 @@
             </wp:anchor>
           </w:drawing>
         </mc:Choice>
-        <mc:Fallback>
+        <mc:Fallback xmlns:w16cei="http://schemas.microsoft.com/office/word/2026/wordml/cei">
           <w:pict>
             <v:rect w14:anchorId="067D6361" id="Rectangle 574738303" o:spid="_x0000_s1026" style="position:absolute;margin-left:-67.8pt;margin-top:-28.85pt;width:20.6pt;height:21.75pt;z-index:251659264;visibility:visible;mso-wrap-style:square;mso-wrap-distance-left:9pt;mso-wrap-distance-top:0;mso-wrap-distance-right:9pt;mso-wrap-distance-bottom:0;mso-position-horizontal:absolute;mso-position-horizontal-relative:text;mso-position-vertical:absolute;mso-position-vertical-relative:text;v-text-anchor:top" o:gfxdata="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" filled="f" stroked="f">
               <v:textbox inset="2.53958mm,1.2694mm,2.53958mm,1.2694mm">
@@ -1803,7 +1540,7 @@
             </wp:anchor>
           </w:drawing>
         </mc:Choice>
-        <mc:Fallback>
+        <mc:Fallback xmlns:w16cei="http://schemas.microsoft.com/office/word/2026/wordml/cei">
           <w:pict>
             <v:rect w14:anchorId="06B84292" id="Rectangle 574738302" o:spid="_x0000_s1027" style="position:absolute;margin-left:-67.8pt;margin-top:-28.85pt;width:20.6pt;height:21.75pt;z-index:251660288;visibility:visible;mso-wrap-style:square;mso-wrap-distance-left:9pt;mso-wrap-distance-top:0;mso-wrap-distance-right:9pt;mso-wrap-distance-bottom:0;mso-position-horizontal:absolute;mso-position-horizontal-relative:text;mso-position-vertical:absolute;mso-position-vertical-relative:text;v-text-anchor:top" o:gfxdata="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" filled="f" stroked="f">
               <v:textbox inset="2.53958mm,1.2694mm,2.53958mm,1.2694mm">
@@ -1825,7 +1562,7 @@
 </file>
 
 <file path=word/header2.xml><?xml version="1.0" encoding="utf-8"?>
-<w:hdr xmlns:wpc="http://schemas.microsoft.com/office/word/2010/wordprocessingCanvas" xmlns:cx="http://schemas.microsoft.com/office/drawing/2014/chartex" xmlns:cx1="http://schemas.microsoft.com/office/drawing/2015/9/8/chartex" xmlns:cx2="http://schemas.microsoft.com/office/drawing/2015/10/21/chartex" xmlns:cx3="http://schemas.microsoft.com/office/drawing/2016/5/9/chartex" xmlns:cx4="http://schemas.microsoft.com/office/drawing/2016/5/10/chartex" xmlns:cx5="http://schemas.microsoft.com/office/drawing/2016/5/11/chartex" xmlns:cx6="http://schemas.microsoft.com/office/drawing/2016/5/12/chartex" xmlns:cx7="http://schemas.microsoft.com/office/drawing/2016/5/13/chartex" xmlns:cx8="http://schemas.microsoft.com/office/drawing/2016/5/14/chartex" xmlns:mc="http://schemas.openxmlformats.org/markup-compatibility/2006" xmlns:aink="http://schemas.microsoft.com/office/drawing/2016/ink" xmlns:am3d="http://schemas.microsoft.com/office/drawing/2017/model3d" xmlns:o="urn:schemas-microsoft-com:office:office" xmlns:oel="http://schemas.microsoft.com/office/2019/extlst" xmlns:r="http://schemas.openxmlformats.org/officeDocument/2006/relationships" xmlns:m="http://schemas.openxmlformats.org/officeDocument/2006/math" xmlns:v="urn:schemas-microsoft-com:vml" xmlns:wp14="http://schemas.microsoft.com/office/word/2010/wordprocessingDrawing" xmlns:wp="http://schemas.openxmlformats.org/drawingml/2006/wordprocessingDrawing" xmlns:w10="urn:schemas-microsoft-com:office:word" xmlns:w="http://schemas.openxmlformats.org/wordprocessingml/2006/main" xmlns:w14="http://schemas.microsoft.com/office/word/2010/wordml" xmlns:w15="http://schemas.microsoft.com/office/word/2012/wordml" xmlns:w16cei="http://schemas.microsoft.com/office/word/2026/wordml/cei" xmlns:w16cex="http://schemas.microsoft.com/office/word/2018/wordml/cex" xmlns:w16cid="http://schemas.microsoft.com/office/word/2016/wordml/cid" xmlns:w16="http://schemas.microsoft.com/office/word/2018/wordml" xmlns:w16du="http://schemas.microsoft.com/office/word/2023/wordml/word16du" xmlns:w16sdtdh="http://schemas.microsoft.com/office/word/2020/wordml/sdtdatahash" xmlns:w16sdtfl="http://schemas.microsoft.com/office/word/2024/wordml/sdtformatlock" xmlns:w16se="http://schemas.microsoft.com/office/word/2015/wordml/symex" xmlns:wpg="http://schemas.microsoft.com/office/word/2010/wordprocessingGroup" xmlns:wpi="http://schemas.microsoft.com/office/word/2010/wordprocessingInk" xmlns:wne="http://schemas.microsoft.com/office/word/2006/wordml" xmlns:wps="http://schemas.microsoft.com/office/word/2010/wordprocessingShape" mc:Ignorable="w14 w15 w16se w16cid w16 w16cex w16sdtdh w16sdtfl w16du wp14">
+<w:hdr xmlns:wpc="http://schemas.microsoft.com/office/word/2010/wordprocessingCanvas" xmlns:cx="http://schemas.microsoft.com/office/drawing/2014/chartex" xmlns:cx1="http://schemas.microsoft.com/office/drawing/2015/9/8/chartex" xmlns:cx2="http://schemas.microsoft.com/office/drawing/2015/10/21/chartex" xmlns:cx3="http://schemas.microsoft.com/office/drawing/2016/5/9/chartex" xmlns:cx4="http://schemas.microsoft.com/office/drawing/2016/5/10/chartex" xmlns:cx5="http://schemas.microsoft.com/office/drawing/2016/5/11/chartex" xmlns:cx6="http://schemas.microsoft.com/office/drawing/2016/5/12/chartex" xmlns:cx7="http://schemas.microsoft.com/office/drawing/2016/5/13/chartex" xmlns:cx8="http://schemas.microsoft.com/office/drawing/2016/5/14/chartex" xmlns:mc="http://schemas.openxmlformats.org/markup-compatibility/2006" xmlns:aink="http://schemas.microsoft.com/office/drawing/2016/ink" xmlns:am3d="http://schemas.microsoft.com/office/drawing/2017/model3d" xmlns:o="urn:schemas-microsoft-com:office:office" xmlns:oel="http://schemas.microsoft.com/office/2019/extlst" xmlns:r="http://schemas.openxmlformats.org/officeDocument/2006/relationships" xmlns:m="http://schemas.openxmlformats.org/officeDocument/2006/math" xmlns:v="urn:schemas-microsoft-com:vml" xmlns:wp14="http://schemas.microsoft.com/office/word/2010/wordprocessingDrawing" xmlns:wp="http://schemas.openxmlformats.org/drawingml/2006/wordprocessingDrawing" xmlns:w10="urn:schemas-microsoft-com:office:word" xmlns:w="http://schemas.openxmlformats.org/wordprocessingml/2006/main" xmlns:w14="http://schemas.microsoft.com/office/word/2010/wordml" xmlns:w15="http://schemas.microsoft.com/office/word/2012/wordml" xmlns:w16cex="http://schemas.microsoft.com/office/word/2018/wordml/cex" xmlns:w16cid="http://schemas.microsoft.com/office/word/2016/wordml/cid" xmlns:w16="http://schemas.microsoft.com/office/word/2018/wordml" xmlns:w16du="http://schemas.microsoft.com/office/word/2023/wordml/word16du" xmlns:w16sdtdh="http://schemas.microsoft.com/office/word/2020/wordml/sdtdatahash" xmlns:w16sdtfl="http://schemas.microsoft.com/office/word/2024/wordml/sdtformatlock" xmlns:w16se="http://schemas.microsoft.com/office/word/2015/wordml/symex" xmlns:wpg="http://schemas.microsoft.com/office/word/2010/wordprocessingGroup" xmlns:wpi="http://schemas.microsoft.com/office/word/2010/wordprocessingInk" xmlns:wne="http://schemas.microsoft.com/office/word/2006/wordml" xmlns:wps="http://schemas.microsoft.com/office/word/2010/wordprocessingShape" mc:Ignorable="w14 w15 w16se w16cid w16 w16cex w16sdtdh w16sdtfl w16du wp14">
   <w:p>
     <w:pPr>
       <w:pBdr>
